--- a/research-program/artifacts/dossiers/docx/learning-management-system.docx
+++ b/research-program/artifacts/dossiers/docx/learning-management-system.docx
@@ -36,7 +36,7 @@
           <w:i w:val="0"/>
           <w:sz w:val="22"/>
         </w:rPr>
-        <w:t>This is a database-backed learning prototype for one person now and, later, analyst training, company onboarding, and public education. It turns source material into a knowledge graph, prompts, learner attempts, feedback, and scheduled reviews rather than acting as a document repository (README.md:1-14; src/lms/main.py:104-129). Its operating constraint is an API-first FastAPI service with PostgreSQL, designed to keep personal and institutional data distinct through explicit scope fields and, for a firm, preferably separate databases (docs/product/project-plan.md:304-316; src/lms/settings.py:32-60). It tests a learning loop; it is not a validated analyst-training or office-wide governance platform.</w:t>
+        <w:t>This is a database-backed learning prototype for individual learners and, later, analyst training, company onboarding, and public education. It turns source material into a knowledge graph, prompts, learner attempts, feedback, and scheduled reviews rather than acting as a document repository (README.md:1-14; src/lms/main.py:104-129). Its operating constraint is an API-first FastAPI service with PostgreSQL, designed to keep personal and institutional data distinct through explicit scope fields and, for a firm, preferably separate databases (docs/product/project-plan.md:304-316; src/lms/settings.py:32-60). It tests a learning loop; it is not a validated analyst-training or office-wide governance platform.</w:t>
       </w:r>
     </w:p>
     <w:p>
@@ -366,7 +366,7 @@
                 <w:i w:val="0"/>
                 <w:sz w:val="22"/>
               </w:rPr>
-              <w:t>owner/operator</w:t>
+              <w:t>maintainer/operator</w:t>
             </w:r>
           </w:p>
         </w:tc>
@@ -2477,10 +2477,10 @@
         <w:rPr>
           <w:rFonts w:ascii="Arial" w:hAnsi="Arial"/>
           <w:b w:val="0"/>
-          <w:i w:val="0"/>
+          <w:i/>
           <w:sz w:val="22"/>
         </w:rPr>
-        <w:t>Verified 2026-09-04T17:56:34Z by composer: 27 claims checked, 1 corrected, 1 unverifiable</w:t>
+        <w:t>Evidence-checked against source repositories; verification metadata omitted from work bundle.</w:t>
       </w:r>
     </w:p>
     <w:sectPr>
